--- a/Project_Submission.docx
+++ b/Project_Submission.docx
@@ -96,7 +96,7 @@
                 <w:sz w:val="22"/>
                 <w:szCs w:val="22"/>
               </w:rPr>
-              <w:t xml:space="preserve">[FILL IN]</w:t>
+              <w:t>Swastik</w:t>
             </w:r>
           </w:p>
         </w:tc>
@@ -141,7 +141,7 @@
                 <w:sz w:val="22"/>
                 <w:szCs w:val="22"/>
               </w:rPr>
-              <w:t xml:space="preserve">[FILL IN — name, roll number]</w:t>
+              <w:t>Satvik Jain</w:t>
             </w:r>
           </w:p>
         </w:tc>
@@ -276,7 +276,7 @@
                 <w:sz w:val="22"/>
                 <w:szCs w:val="22"/>
               </w:rPr>
-              <w:t xml:space="preserve">[FILL IN]</w:t>
+              <w:t>satvikjain007</w:t>
             </w:r>
           </w:p>
         </w:tc>
